--- a/docs/TourWise 课程设计报告表(report).docx
+++ b/docs/TourWise 课程设计报告表(report).docx
@@ -142,7 +142,6 @@
             <w:pPr>
               <w:spacing w:after="40" w:line="276" w:lineRule="auto"/>
               <w:rPr>
-                <w:rFonts w:hint="eastAsia"/>
                 <w:lang w:eastAsia="zh-CN"/>
               </w:rPr>
             </w:pPr>
@@ -198,7 +197,28 @@
                 <w:rFonts w:hint="eastAsia"/>
                 <w:lang w:eastAsia="zh-CN"/>
               </w:rPr>
-              <w:t>方岩、谢昊</w:t>
+              <w:t>方岩</w:t>
+            </w:r>
+            <w:r>
+              <w:rPr>
+                <w:rFonts w:hint="eastAsia"/>
+                <w:lang w:eastAsia="zh-CN"/>
+              </w:rPr>
+              <w:t>2024211007</w:t>
+            </w:r>
+            <w:r>
+              <w:rPr>
+                <w:rFonts w:hint="eastAsia"/>
+                <w:lang w:eastAsia="zh-CN"/>
+              </w:rPr>
+              <w:t>、谢昊</w:t>
+            </w:r>
+            <w:r>
+              <w:rPr>
+                <w:rFonts w:hint="eastAsia"/>
+                <w:lang w:eastAsia="zh-CN"/>
+              </w:rPr>
+              <w:t>2024211008</w:t>
             </w:r>
           </w:p>
         </w:tc>
@@ -926,7 +946,23 @@
         </w:rPr>
       </w:pPr>
       <w:r>
-        <w:t xml:space="preserve">核心算法为查找与排序。基于 poi_categories 的类别索引做哈希等值过滤，名称、地址、描述、所属 place_group 等多字段 LIKE 模糊查找（SearchMapper），由数据库 B+ </w:t>
+        <w:t xml:space="preserve">核心算法为查找与排序。基于 poi_categories 的类别索引做哈希等值过滤，名称、地址、描述、所属 place_group 等多字段 LIKE </w:t>
+      </w:r>
+      <w:proofErr w:type="spellStart"/>
+      <w:r>
+        <w:t>模糊查找（SearchMapper</w:t>
+      </w:r>
+      <w:proofErr w:type="spellEnd"/>
+      <w:r>
+        <w:t>），</w:t>
+      </w:r>
+      <w:proofErr w:type="spellStart"/>
+      <w:r>
+        <w:t>由数据库</w:t>
+      </w:r>
+      <w:proofErr w:type="spellEnd"/>
+      <w:r>
+        <w:t xml:space="preserve"> B+ </w:t>
       </w:r>
       <w:proofErr w:type="spellStart"/>
       <w:r>
@@ -1236,12 +1272,25 @@
       </w:r>
       <w:proofErr w:type="spellEnd"/>
       <w:r>
-        <w:t xml:space="preserve"> + seed.sql）、后端启动、前端启动，以及密钥与环境变量配置（application-</w:t>
+        <w:t xml:space="preserve"> + </w:t>
+      </w:r>
+      <w:proofErr w:type="spellStart"/>
+      <w:r>
+        <w:t>seed.sql</w:t>
+      </w:r>
+      <w:proofErr w:type="spellEnd"/>
+      <w:r>
+        <w:t>）、</w:t>
+      </w:r>
+      <w:proofErr w:type="spellStart"/>
+      <w:r>
+        <w:t>后端启动、前端启动，以及密钥与环境变量配置（application-</w:t>
       </w:r>
       <w:proofErr w:type="gramStart"/>
       <w:r>
         <w:t>local.yaml</w:t>
       </w:r>
+      <w:proofErr w:type="spellEnd"/>
       <w:proofErr w:type="gramEnd"/>
       <w:r>
         <w:t xml:space="preserve"> </w:t>
